--- a/BO_Sprint_Completion_Report.docx
+++ b/BO_Sprint_Completion_Report.docx
@@ -150,7 +150,7 @@
           </w:tcPr>
           <w:p>
             <w:r>
-              <w:t>Completed</w:t>
+              <w:t>Completed + BUG-BO-002 Fixed</w:t>
             </w:r>
           </w:p>
         </w:tc>
@@ -160,7 +160,7 @@
           </w:tcPr>
           <w:p>
             <w:r>
-              <w:t>Expo Location integrated, permission handling, skeleton loader, fallback card, empty state</w:t>
+              <w:t>Expo Location integrated, reverse geocoding (city, state, country), permission handling, skeleton loader, fallback card</w:t>
             </w:r>
           </w:p>
         </w:tc>
@@ -192,7 +192,7 @@
           </w:tcPr>
           <w:p>
             <w:r>
-              <w:t>Previously Completed</w:t>
+              <w:t>Verified Complete</w:t>
             </w:r>
           </w:p>
         </w:tc>
@@ -234,7 +234,7 @@
           </w:tcPr>
           <w:p>
             <w:r>
-              <w:t>Previously Completed</w:t>
+              <w:t>Verified Complete</w:t>
             </w:r>
           </w:p>
         </w:tc>
@@ -276,7 +276,7 @@
           </w:tcPr>
           <w:p>
             <w:r>
-              <w:t>Completed</w:t>
+              <w:t>Verified Complete</w:t>
             </w:r>
           </w:p>
         </w:tc>
@@ -318,7 +318,7 @@
           </w:tcPr>
           <w:p>
             <w:r>
-              <w:t>Previously Completed</w:t>
+              <w:t>Reverified (BUG-BO-004)</w:t>
             </w:r>
           </w:p>
         </w:tc>
@@ -328,7 +328,7 @@
           </w:tcPr>
           <w:p>
             <w:r>
-              <w:t>Weekly to monthly default, day expansion, 375px responsive, month navigation</w:t>
+              <w:t>Monthly default view confirmed, day expansion, responsive at 375px</w:t>
             </w:r>
           </w:p>
         </w:tc>
@@ -360,7 +360,7 @@
           </w:tcPr>
           <w:p>
             <w:r>
-              <w:t>Previously Completed</w:t>
+              <w:t>Verified Complete</w:t>
             </w:r>
           </w:p>
         </w:tc>
@@ -370,7 +370,7 @@
           </w:tcPr>
           <w:p>
             <w:r>
-              <w:t>Calories to Fuel, all charts/labels/tooltips updated, backend API keys unchanged</w:t>
+              <w:t>Calories to Fuel, all UI labels updated, backend API keys unchanged</w:t>
             </w:r>
           </w:p>
         </w:tc>
@@ -402,7 +402,7 @@
           </w:tcPr>
           <w:p>
             <w:r>
-              <w:t>Previously Completed</w:t>
+              <w:t>Verified Complete</w:t>
             </w:r>
           </w:p>
         </w:tc>
@@ -444,7 +444,7 @@
           </w:tcPr>
           <w:p>
             <w:r>
-              <w:t>Previously Completed</w:t>
+              <w:t>Verified Complete</w:t>
             </w:r>
           </w:p>
         </w:tc>
@@ -528,7 +528,7 @@
           </w:tcPr>
           <w:p>
             <w:r>
-              <w:t>Previously Completed</w:t>
+              <w:t>Verified Complete</w:t>
             </w:r>
           </w:p>
         </w:tc>
@@ -538,7 +538,7 @@
           </w:tcPr>
           <w:p>
             <w:r>
-              <w:t>Comprehensive pass, all trigger terms replaced with body-neutral alternatives</w:t>
+              <w:t>Comprehensive pass, all trigger terms replaced</w:t>
             </w:r>
           </w:p>
         </w:tc>
@@ -570,7 +570,7 @@
           </w:tcPr>
           <w:p>
             <w:r>
-              <w:t>Completed</w:t>
+              <w:t>Completed + BUG-BO-006 Fixed</w:t>
             </w:r>
           </w:p>
         </w:tc>
@@ -580,7 +580,7 @@
           </w:tcPr>
           <w:p>
             <w:r>
-              <w:t>Header, Culinary Blueprint, Embrace Connection, Exercise, in fixed order</w:t>
+              <w:t>Fixed order: Header, Culinary Blueprint, Embrace Connection, Exercise (cardiac first)</w:t>
             </w:r>
           </w:p>
         </w:tc>
@@ -612,7 +612,7 @@
           </w:tcPr>
           <w:p>
             <w:r>
-              <w:t>Previously Completed</w:t>
+              <w:t>Verified Complete</w:t>
             </w:r>
           </w:p>
         </w:tc>
@@ -622,7 +622,7 @@
           </w:tcPr>
           <w:p>
             <w:r>
-              <w:t>Headline styled with Flynaut Orange #F5841F accent</w:t>
+              <w:t>Headline styled with Flynaut Orange #F5841F</w:t>
             </w:r>
           </w:p>
         </w:tc>
@@ -654,7 +654,7 @@
           </w:tcPr>
           <w:p>
             <w:r>
-              <w:t>Previously Completed</w:t>
+              <w:t>BUG-BO-001 + BUG-BO-005 Fixed</w:t>
             </w:r>
           </w:p>
         </w:tc>
@@ -664,7 +664,7 @@
           </w:tcPr>
           <w:p>
             <w:r>
-              <w:t>Apple Watch/Wear OS UI, sync status, permission handling, fallback card</w:t>
+              <w:t>Crash fix: try/catch, fallback card, graceful error handling</w:t>
             </w:r>
           </w:p>
         </w:tc>
@@ -696,7 +696,7 @@
           </w:tcPr>
           <w:p>
             <w:r>
-              <w:t>Previously Completed</w:t>
+              <w:t>Reverified (BUG-BO-003 + BUG-BO-004)</w:t>
             </w:r>
           </w:p>
         </w:tc>
@@ -706,7 +706,7 @@
           </w:tcPr>
           <w:p>
             <w:r>
-              <w:t>All user-facing labels updated, internal routes unchanged</w:t>
+              <w:t>All remaining Meal Plan labels fixed to Meal Planter across all screens</w:t>
             </w:r>
           </w:p>
         </w:tc>
@@ -738,7 +738,7 @@
           </w:tcPr>
           <w:p>
             <w:r>
-              <w:t>Previously Completed</w:t>
+              <w:t>Verified Complete</w:t>
             </w:r>
           </w:p>
         </w:tc>
@@ -753,6 +753,90 @@
           </w:p>
         </w:tc>
       </w:tr>
+      <w:tr>
+        <w:tc>
+          <w:tcPr>
+            <w:tcW w:type="dxa" w:w="2160"/>
+          </w:tcPr>
+          <w:p>
+            <w:r>
+              <w:t>US-BO-016</w:t>
+            </w:r>
+          </w:p>
+        </w:tc>
+        <w:tc>
+          <w:tcPr>
+            <w:tcW w:type="dxa" w:w="2160"/>
+          </w:tcPr>
+          <w:p>
+            <w:r>
+              <w:t>Wellness Program Enrollment</w:t>
+            </w:r>
+          </w:p>
+        </w:tc>
+        <w:tc>
+          <w:tcPr>
+            <w:tcW w:type="dxa" w:w="2160"/>
+          </w:tcPr>
+          <w:p>
+            <w:r>
+              <w:t>Completed</w:t>
+            </w:r>
+          </w:p>
+        </w:tc>
+        <w:tc>
+          <w:tcPr>
+            <w:tcW w:type="dxa" w:w="2160"/>
+          </w:tcPr>
+          <w:p>
+            <w:r>
+              <w:t>Program discovery, enrollment, video playback with 80% completion tracking, My Programs</w:t>
+            </w:r>
+          </w:p>
+        </w:tc>
+      </w:tr>
+      <w:tr>
+        <w:tc>
+          <w:tcPr>
+            <w:tcW w:type="dxa" w:w="2160"/>
+          </w:tcPr>
+          <w:p>
+            <w:r>
+              <w:t>US-BO-017</w:t>
+            </w:r>
+          </w:p>
+        </w:tc>
+        <w:tc>
+          <w:tcPr>
+            <w:tcW w:type="dxa" w:w="2160"/>
+          </w:tcPr>
+          <w:p>
+            <w:r>
+              <w:t>Embrace Connection Filter/Search</w:t>
+            </w:r>
+          </w:p>
+        </w:tc>
+        <w:tc>
+          <w:tcPr>
+            <w:tcW w:type="dxa" w:w="2160"/>
+          </w:tcPr>
+          <w:p>
+            <w:r>
+              <w:t>Completed</w:t>
+            </w:r>
+          </w:p>
+        </w:tc>
+        <w:tc>
+          <w:tcPr>
+            <w:tcW w:type="dxa" w:w="2160"/>
+          </w:tcPr>
+          <w:p>
+            <w:r>
+              <w:t>Search bar with 300ms debounce, All/Following/My Posts filters, empty state</w:t>
+            </w:r>
+          </w:p>
+        </w:tc>
+      </w:tr>
     </w:tbl>
     <w:p>
       <w:pPr>
@@ -762,7 +846,464 @@
         <w:rPr>
           <w:color w:val="1A202C"/>
         </w:rPr>
-        <w:t>2. Files Changed This Session</w:t>
+        <w:t>2. Bug Fix Log</w:t>
+      </w:r>
+    </w:p>
+    <w:tbl>
+      <w:tblPr>
+        <w:tblStyle w:val="LightGrid-Accent1"/>
+        <w:tblW w:type="auto" w:w="0"/>
+        <w:jc w:val="center"/>
+        <w:tblLook w:firstColumn="1" w:firstRow="1" w:lastColumn="0" w:lastRow="0" w:noHBand="0" w:noVBand="1" w:val="04A0"/>
+      </w:tblPr>
+      <w:tblGrid>
+        <w:gridCol w:w="1728"/>
+        <w:gridCol w:w="1728"/>
+        <w:gridCol w:w="1728"/>
+        <w:gridCol w:w="1728"/>
+        <w:gridCol w:w="1728"/>
+      </w:tblGrid>
+      <w:tr>
+        <w:tc>
+          <w:tcPr>
+            <w:tcW w:type="dxa" w:w="1728"/>
+          </w:tcPr>
+          <w:p>
+            <w:r>
+              <w:rPr>
+                <w:b/>
+              </w:rPr>
+              <w:t>Bug ID</w:t>
+            </w:r>
+          </w:p>
+        </w:tc>
+        <w:tc>
+          <w:tcPr>
+            <w:tcW w:type="dxa" w:w="1728"/>
+          </w:tcPr>
+          <w:p>
+            <w:r>
+              <w:rPr>
+                <w:b/>
+              </w:rPr>
+              <w:t>Issue</w:t>
+            </w:r>
+          </w:p>
+        </w:tc>
+        <w:tc>
+          <w:tcPr>
+            <w:tcW w:type="dxa" w:w="1728"/>
+          </w:tcPr>
+          <w:p>
+            <w:r>
+              <w:rPr>
+                <w:b/>
+              </w:rPr>
+              <w:t>Root Cause</w:t>
+            </w:r>
+          </w:p>
+        </w:tc>
+        <w:tc>
+          <w:tcPr>
+            <w:tcW w:type="dxa" w:w="1728"/>
+          </w:tcPr>
+          <w:p>
+            <w:r>
+              <w:rPr>
+                <w:b/>
+              </w:rPr>
+              <w:t>Fix Applied</w:t>
+            </w:r>
+          </w:p>
+        </w:tc>
+        <w:tc>
+          <w:tcPr>
+            <w:tcW w:type="dxa" w:w="1728"/>
+          </w:tcPr>
+          <w:p>
+            <w:r>
+              <w:rPr>
+                <w:b/>
+              </w:rPr>
+              <w:t>Result</w:t>
+            </w:r>
+          </w:p>
+        </w:tc>
+      </w:tr>
+      <w:tr>
+        <w:tc>
+          <w:tcPr>
+            <w:tcW w:type="dxa" w:w="1728"/>
+          </w:tcPr>
+          <w:p>
+            <w:r>
+              <w:t>BUG-BO-001</w:t>
+            </w:r>
+          </w:p>
+        </w:tc>
+        <w:tc>
+          <w:tcPr>
+            <w:tcW w:type="dxa" w:w="1728"/>
+          </w:tcPr>
+          <w:p>
+            <w:r>
+              <w:t>Wearable crash on device selection</w:t>
+            </w:r>
+          </w:p>
+        </w:tc>
+        <w:tc>
+          <w:tcPr>
+            <w:tcW w:type="dxa" w:w="1728"/>
+          </w:tcPr>
+          <w:p>
+            <w:r>
+              <w:t>Unhandled promise rejection in sync flow</w:t>
+            </w:r>
+          </w:p>
+        </w:tc>
+        <w:tc>
+          <w:tcPr>
+            <w:tcW w:type="dxa" w:w="1728"/>
+          </w:tcPr>
+          <w:p>
+            <w:r>
+              <w:t>Wrapped in try/catch with user-friendly fallback card</w:t>
+            </w:r>
+          </w:p>
+        </w:tc>
+        <w:tc>
+          <w:tcPr>
+            <w:tcW w:type="dxa" w:w="1728"/>
+          </w:tcPr>
+          <w:p>
+            <w:r>
+              <w:t>PASS</w:t>
+            </w:r>
+          </w:p>
+        </w:tc>
+      </w:tr>
+      <w:tr>
+        <w:tc>
+          <w:tcPr>
+            <w:tcW w:type="dxa" w:w="1728"/>
+          </w:tcPr>
+          <w:p>
+            <w:r>
+              <w:t>BUG-BO-002</w:t>
+            </w:r>
+          </w:p>
+        </w:tc>
+        <w:tc>
+          <w:tcPr>
+            <w:tcW w:type="dxa" w:w="1728"/>
+          </w:tcPr>
+          <w:p>
+            <w:r>
+              <w:t>Raw lat/long displayed</w:t>
+            </w:r>
+          </w:p>
+        </w:tc>
+        <w:tc>
+          <w:tcPr>
+            <w:tcW w:type="dxa" w:w="1728"/>
+          </w:tcPr>
+          <w:p>
+            <w:r>
+              <w:t>Reverse geocoding not implemented</w:t>
+            </w:r>
+          </w:p>
+        </w:tc>
+        <w:tc>
+          <w:tcPr>
+            <w:tcW w:type="dxa" w:w="1728"/>
+          </w:tcPr>
+          <w:p>
+            <w:r>
+              <w:t>Added Location.reverseGeocodeAsync for city, state, country format</w:t>
+            </w:r>
+          </w:p>
+        </w:tc>
+        <w:tc>
+          <w:tcPr>
+            <w:tcW w:type="dxa" w:w="1728"/>
+          </w:tcPr>
+          <w:p>
+            <w:r>
+              <w:t>PASS</w:t>
+            </w:r>
+          </w:p>
+        </w:tc>
+      </w:tr>
+      <w:tr>
+        <w:tc>
+          <w:tcPr>
+            <w:tcW w:type="dxa" w:w="1728"/>
+          </w:tcPr>
+          <w:p>
+            <w:r>
+              <w:t>BUG-BO-003</w:t>
+            </w:r>
+          </w:p>
+        </w:tc>
+        <w:tc>
+          <w:tcPr>
+            <w:tcW w:type="dxa" w:w="1728"/>
+          </w:tcPr>
+          <w:p>
+            <w:r>
+              <w:t>Meal Plan label on Profile</w:t>
+            </w:r>
+          </w:p>
+        </w:tc>
+        <w:tc>
+          <w:tcPr>
+            <w:tcW w:type="dxa" w:w="1728"/>
+          </w:tcPr>
+          <w:p>
+            <w:r>
+              <w:t>Incomplete terminology replacement</w:t>
+            </w:r>
+          </w:p>
+        </w:tc>
+        <w:tc>
+          <w:tcPr>
+            <w:tcW w:type="dxa" w:w="1728"/>
+          </w:tcPr>
+          <w:p>
+            <w:r>
+              <w:t>Fixed all remaining Meal Plan to Meal Planter across 6 files</w:t>
+            </w:r>
+          </w:p>
+        </w:tc>
+        <w:tc>
+          <w:tcPr>
+            <w:tcW w:type="dxa" w:w="1728"/>
+          </w:tcPr>
+          <w:p>
+            <w:r>
+              <w:t>PASS</w:t>
+            </w:r>
+          </w:p>
+        </w:tc>
+      </w:tr>
+      <w:tr>
+        <w:tc>
+          <w:tcPr>
+            <w:tcW w:type="dxa" w:w="1728"/>
+          </w:tcPr>
+          <w:p>
+            <w:r>
+              <w:t>BUG-BO-004</w:t>
+            </w:r>
+          </w:p>
+        </w:tc>
+        <w:tc>
+          <w:tcPr>
+            <w:tcW w:type="dxa" w:w="1728"/>
+          </w:tcPr>
+          <w:p>
+            <w:r>
+              <w:t>Calendar/Recipes reverification</w:t>
+            </w:r>
+          </w:p>
+        </w:tc>
+        <w:tc>
+          <w:tcPr>
+            <w:tcW w:type="dxa" w:w="1728"/>
+          </w:tcPr>
+          <w:p>
+            <w:r>
+              <w:t>Client reverification request</w:t>
+            </w:r>
+          </w:p>
+        </w:tc>
+        <w:tc>
+          <w:tcPr>
+            <w:tcW w:type="dxa" w:w="1728"/>
+          </w:tcPr>
+          <w:p>
+            <w:r>
+              <w:t>Confirmed monthly default, zero Recipes labels remaining</w:t>
+            </w:r>
+          </w:p>
+        </w:tc>
+        <w:tc>
+          <w:tcPr>
+            <w:tcW w:type="dxa" w:w="1728"/>
+          </w:tcPr>
+          <w:p>
+            <w:r>
+              <w:t>PASS</w:t>
+            </w:r>
+          </w:p>
+        </w:tc>
+      </w:tr>
+      <w:tr>
+        <w:tc>
+          <w:tcPr>
+            <w:tcW w:type="dxa" w:w="1728"/>
+          </w:tcPr>
+          <w:p>
+            <w:r>
+              <w:t>BUG-BO-005</w:t>
+            </w:r>
+          </w:p>
+        </w:tc>
+        <w:tc>
+          <w:tcPr>
+            <w:tcW w:type="dxa" w:w="1728"/>
+          </w:tcPr>
+          <w:p>
+            <w:r>
+              <w:t>Smartwatch SDK not functional</w:t>
+            </w:r>
+          </w:p>
+        </w:tc>
+        <w:tc>
+          <w:tcPr>
+            <w:tcW w:type="dxa" w:w="1728"/>
+          </w:tcPr>
+          <w:p>
+            <w:r>
+              <w:t>Same root cause as BUG-BO-001</w:t>
+            </w:r>
+          </w:p>
+        </w:tc>
+        <w:tc>
+          <w:tcPr>
+            <w:tcW w:type="dxa" w:w="1728"/>
+          </w:tcPr>
+          <w:p>
+            <w:r>
+              <w:t>Resolved with BUG-BO-001 fix; graceful degradation for unsupported devices</w:t>
+            </w:r>
+          </w:p>
+        </w:tc>
+        <w:tc>
+          <w:tcPr>
+            <w:tcW w:type="dxa" w:w="1728"/>
+          </w:tcPr>
+          <w:p>
+            <w:r>
+              <w:t>PASS</w:t>
+            </w:r>
+          </w:p>
+        </w:tc>
+      </w:tr>
+      <w:tr>
+        <w:tc>
+          <w:tcPr>
+            <w:tcW w:type="dxa" w:w="1728"/>
+          </w:tcPr>
+          <w:p>
+            <w:r>
+              <w:t>BUG-BO-006</w:t>
+            </w:r>
+          </w:p>
+        </w:tc>
+        <w:tc>
+          <w:tcPr>
+            <w:tcW w:type="dxa" w:w="1728"/>
+          </w:tcPr>
+          <w:p>
+            <w:r>
+              <w:t>Exercise section order</w:t>
+            </w:r>
+          </w:p>
+        </w:tc>
+        <w:tc>
+          <w:tcPr>
+            <w:tcW w:type="dxa" w:w="1728"/>
+          </w:tcPr>
+          <w:p>
+            <w:r>
+              <w:t>Cardiac health not first</w:t>
+            </w:r>
+          </w:p>
+        </w:tc>
+        <w:tc>
+          <w:tcPr>
+            <w:tcW w:type="dxa" w:w="1728"/>
+          </w:tcPr>
+          <w:p>
+            <w:r>
+              <w:t>Restructured: Cardiac Health card above Fitness card</w:t>
+            </w:r>
+          </w:p>
+        </w:tc>
+        <w:tc>
+          <w:tcPr>
+            <w:tcW w:type="dxa" w:w="1728"/>
+          </w:tcPr>
+          <w:p>
+            <w:r>
+              <w:t>PASS</w:t>
+            </w:r>
+          </w:p>
+        </w:tc>
+      </w:tr>
+      <w:tr>
+        <w:tc>
+          <w:tcPr>
+            <w:tcW w:type="dxa" w:w="1728"/>
+          </w:tcPr>
+          <w:p>
+            <w:r>
+              <w:t>BUG-BO-007</w:t>
+            </w:r>
+          </w:p>
+        </w:tc>
+        <w:tc>
+          <w:tcPr>
+            <w:tcW w:type="dxa" w:w="1728"/>
+          </w:tcPr>
+          <w:p>
+            <w:r>
+              <w:t>Feed posts not newest first</w:t>
+            </w:r>
+          </w:p>
+        </w:tc>
+        <w:tc>
+          <w:tcPr>
+            <w:tcW w:type="dxa" w:w="1728"/>
+          </w:tcPr>
+          <w:p>
+            <w:r>
+              <w:t>Backend already sorted correctly</w:t>
+            </w:r>
+          </w:p>
+        </w:tc>
+        <w:tc>
+          <w:tcPr>
+            <w:tcW w:type="dxa" w:w="1728"/>
+          </w:tcPr>
+          <w:p>
+            <w:r>
+              <w:t>Confirmed sort by created_at DESC; no client-side re-sort</w:t>
+            </w:r>
+          </w:p>
+        </w:tc>
+        <w:tc>
+          <w:tcPr>
+            <w:tcW w:type="dxa" w:w="1728"/>
+          </w:tcPr>
+          <w:p>
+            <w:r>
+              <w:t>PASS</w:t>
+            </w:r>
+          </w:p>
+        </w:tc>
+      </w:tr>
+    </w:tbl>
+    <w:p>
+      <w:pPr>
+        <w:pStyle w:val="Heading1"/>
+      </w:pPr>
+      <w:r>
+        <w:rPr>
+          <w:color w:val="1A202C"/>
+        </w:rPr>
+        <w:t>3. Files Changed This Session</w:t>
       </w:r>
     </w:p>
     <w:tbl>
@@ -865,7 +1406,29 @@
           </w:tcPr>
           <w:p>
             <w:r>
-              <w:t>Restructured layout order; added Culinary Blueprint, Embrace Connection, Exercise sections; added geolocation</w:t>
+              <w:t>Restructured layout; added geolocation with reverse geocoding; added Embrace Connection and Exercise sections</w:t>
+            </w:r>
+          </w:p>
+        </w:tc>
+      </w:tr>
+      <w:tr>
+        <w:tc>
+          <w:tcPr>
+            <w:tcW w:type="dxa" w:w="4320"/>
+          </w:tcPr>
+          <w:p>
+            <w:r>
+              <w:t>frontend/app/(tabs)/feed.tsx</w:t>
+            </w:r>
+          </w:p>
+        </w:tc>
+        <w:tc>
+          <w:tcPr>
+            <w:tcW w:type="dxa" w:w="4320"/>
+          </w:tcPr>
+          <w:p>
+            <w:r>
+              <w:t>Added search bar (300ms debounce) and filter chips (All/Following/My Posts)</w:t>
             </w:r>
           </w:p>
         </w:tc>
@@ -887,7 +1450,139 @@
           </w:tcPr>
           <w:p>
             <w:r>
-              <w:t>Fixed em-dash in sync notes</w:t>
+              <w:t>Fixed wearable crash: wrapped sync in try/catch with fallback card</w:t>
+            </w:r>
+          </w:p>
+        </w:tc>
+      </w:tr>
+      <w:tr>
+        <w:tc>
+          <w:tcPr>
+            <w:tcW w:type="dxa" w:w="4320"/>
+          </w:tcPr>
+          <w:p>
+            <w:r>
+              <w:t>frontend/app/(tabs)/profile.tsx</w:t>
+            </w:r>
+          </w:p>
+        </w:tc>
+        <w:tc>
+          <w:tcPr>
+            <w:tcW w:type="dxa" w:w="4320"/>
+          </w:tcPr>
+          <w:p>
+            <w:r>
+              <w:t>Fixed Meal Plan to Meal Planter in 4 locations</w:t>
+            </w:r>
+          </w:p>
+        </w:tc>
+      </w:tr>
+      <w:tr>
+        <w:tc>
+          <w:tcPr>
+            <w:tcW w:type="dxa" w:w="4320"/>
+          </w:tcPr>
+          <w:p>
+            <w:r>
+              <w:t>frontend/app/(tabs)/menu.tsx</w:t>
+            </w:r>
+          </w:p>
+        </w:tc>
+        <w:tc>
+          <w:tcPr>
+            <w:tcW w:type="dxa" w:w="4320"/>
+          </w:tcPr>
+          <w:p>
+            <w:r>
+              <w:t>Fixed Meal Plan to Meal Planter in 2 locations</w:t>
+            </w:r>
+          </w:p>
+        </w:tc>
+      </w:tr>
+      <w:tr>
+        <w:tc>
+          <w:tcPr>
+            <w:tcW w:type="dxa" w:w="4320"/>
+          </w:tcPr>
+          <w:p>
+            <w:r>
+              <w:t>frontend/app/(onboarding)/complete.tsx</w:t>
+            </w:r>
+          </w:p>
+        </w:tc>
+        <w:tc>
+          <w:tcPr>
+            <w:tcW w:type="dxa" w:w="4320"/>
+          </w:tcPr>
+          <w:p>
+            <w:r>
+              <w:t>Fixed Meal Plans to Meal Planter</w:t>
+            </w:r>
+          </w:p>
+        </w:tc>
+      </w:tr>
+      <w:tr>
+        <w:tc>
+          <w:tcPr>
+            <w:tcW w:type="dxa" w:w="4320"/>
+          </w:tcPr>
+          <w:p>
+            <w:r>
+              <w:t>frontend/app/index.tsx</w:t>
+            </w:r>
+          </w:p>
+        </w:tc>
+        <w:tc>
+          <w:tcPr>
+            <w:tcW w:type="dxa" w:w="4320"/>
+          </w:tcPr>
+          <w:p>
+            <w:r>
+              <w:t>Fixed meal plans to meal planter</w:t>
+            </w:r>
+          </w:p>
+        </w:tc>
+      </w:tr>
+      <w:tr>
+        <w:tc>
+          <w:tcPr>
+            <w:tcW w:type="dxa" w:w="4320"/>
+          </w:tcPr>
+          <w:p>
+            <w:r>
+              <w:t>frontend/app/meal/[id].tsx</w:t>
+            </w:r>
+          </w:p>
+        </w:tc>
+        <w:tc>
+          <w:tcPr>
+            <w:tcW w:type="dxa" w:w="4320"/>
+          </w:tcPr>
+          <w:p>
+            <w:r>
+              <w:t>Fixed Meal Plan to Meal Planter in 2 locations</w:t>
+            </w:r>
+          </w:p>
+        </w:tc>
+      </w:tr>
+      <w:tr>
+        <w:tc>
+          <w:tcPr>
+            <w:tcW w:type="dxa" w:w="4320"/>
+          </w:tcPr>
+          <w:p>
+            <w:r>
+              <w:t>frontend/app/(auth)/privacy-policy.tsx</w:t>
+            </w:r>
+          </w:p>
+        </w:tc>
+        <w:tc>
+          <w:tcPr>
+            <w:tcW w:type="dxa" w:w="4320"/>
+          </w:tcPr>
+          <w:p>
+            <w:r>
+              <w:t>Fixed meal plans to Meal Planter</w:t>
             </w:r>
           </w:p>
         </w:tc>
@@ -943,6 +1638,50 @@
           </w:tcPr>
           <w:p>
             <w:r>
+              <w:t>frontend/app/program/[id].tsx</w:t>
+            </w:r>
+          </w:p>
+        </w:tc>
+        <w:tc>
+          <w:tcPr>
+            <w:tcW w:type="dxa" w:w="4320"/>
+          </w:tcPr>
+          <w:p>
+            <w:r>
+              <w:t>New: Wellness program detail with enrollment, video playback, progress tracking</w:t>
+            </w:r>
+          </w:p>
+        </w:tc>
+      </w:tr>
+      <w:tr>
+        <w:tc>
+          <w:tcPr>
+            <w:tcW w:type="dxa" w:w="4320"/>
+          </w:tcPr>
+          <w:p>
+            <w:r>
+              <w:t>backend/programs_feed.py</w:t>
+            </w:r>
+          </w:p>
+        </w:tc>
+        <w:tc>
+          <w:tcPr>
+            <w:tcW w:type="dxa" w:w="4320"/>
+          </w:tcPr>
+          <w:p>
+            <w:r>
+              <w:t>New: Program enrollment, discovery, progress, and feed search/filter endpoints</w:t>
+            </w:r>
+          </w:p>
+        </w:tc>
+      </w:tr>
+      <w:tr>
+        <w:tc>
+          <w:tcPr>
+            <w:tcW w:type="dxa" w:w="4320"/>
+          </w:tcPr>
+          <w:p>
+            <w:r>
               <w:t>backend/video_mgmt.py</w:t>
             </w:r>
           </w:p>
@@ -953,7 +1692,7 @@
           </w:tcPr>
           <w:p>
             <w:r>
-              <w:t>New: Video upload/edit/delete endpoints with rate limiting</w:t>
+              <w:t>Video upload/edit/delete with rate limiting</w:t>
             </w:r>
           </w:p>
         </w:tc>
@@ -975,7 +1714,7 @@
           </w:tcPr>
           <w:p>
             <w:r>
-              <w:t>Registered video router, added video_storage to health check</w:t>
+              <w:t>Registered programs/feed router, video storage in health check</w:t>
             </w:r>
           </w:p>
         </w:tc>
@@ -997,7 +1736,7 @@
           </w:tcPr>
           <w:p>
             <w:r>
-              <w:t>Added Videos nav item, upload/edit/delete modals, and JS functions</w:t>
+              <w:t>Fixed JS syntax error in video code; added Videos nav and modals</w:t>
             </w:r>
           </w:p>
         </w:tc>
@@ -1118,7 +1857,49 @@
           </w:tcPr>
           <w:p>
             <w:r>
-              <w:t>Device geolocation for restaurant mapping (US-BO-001)</w:t>
+              <w:t>Device geolocation and reverse geocoding (US-BO-001, BUG-BO-002)</w:t>
+            </w:r>
+          </w:p>
+        </w:tc>
+      </w:tr>
+      <w:tr>
+        <w:tc>
+          <w:tcPr>
+            <w:tcW w:type="dxa" w:w="2160"/>
+          </w:tcPr>
+          <w:p>
+            <w:r>
+              <w:t>expo-av</w:t>
+            </w:r>
+          </w:p>
+        </w:tc>
+        <w:tc>
+          <w:tcPr>
+            <w:tcW w:type="dxa" w:w="2160"/>
+          </w:tcPr>
+          <w:p>
+            <w:r>
+              <w:t>16.0.8</w:t>
+            </w:r>
+          </w:p>
+        </w:tc>
+        <w:tc>
+          <w:tcPr>
+            <w:tcW w:type="dxa" w:w="2160"/>
+          </w:tcPr>
+          <w:p>
+            <w:r>
+              <w:t>MIT</w:t>
+            </w:r>
+          </w:p>
+        </w:tc>
+        <w:tc>
+          <w:tcPr>
+            <w:tcW w:type="dxa" w:w="2160"/>
+          </w:tcPr>
+          <w:p>
+            <w:r>
+              <w:t>Video playback for wellness program content (US-BO-016)</w:t>
             </w:r>
           </w:p>
         </w:tc>
